--- a/resources/templates/sppm/format_sppm_polda.docx
+++ b/resources/templates/sppm/format_sppm_polda.docx
@@ -222,7 +222,7 @@
           <w:rFonts w:ascii="Arial" w:hAnsi="Arial" w:cs="Arial"/>
           <w:lang w:val="sv-SE"/>
         </w:rPr>
-        <w:t xml:space="preserve">Nomor: SPPM/CONTOH/</w:t>
+        <w:t>Nomor: SPPM/CONTOH/</w:t>
       </w:r>
       <w:r>
         <w:rPr>
@@ -270,7 +270,7 @@
           <w:lang w:val="sv-SE"/>
         </w:rPr>
         <w:tab/>
-        <w:t>: BIRO LOGISTIK INSTANSI CONTOH</w:t>
+        <w:t>: BIRO LOGISTIK</w:t>
       </w:r>
     </w:p>
     <w:p>
@@ -498,7 +498,6 @@
         <w:t xml:space="preserve"> </w:t>
       </w:r>
       <w:proofErr w:type="spellStart"/>
-      <w:proofErr w:type="gramStart"/>
       <w:r>
         <w:rPr>
           <w:rFonts w:ascii="Arial" w:hAnsi="Arial" w:cs="Arial"/>
@@ -512,7 +511,6 @@
         </w:rPr>
         <w:t xml:space="preserve"> :</w:t>
       </w:r>
-      <w:proofErr w:type="gramEnd"/>
     </w:p>
     <w:tbl>
       <w:tblPr>
@@ -521,13 +519,13 @@
         <w:tblLook w:val="04A0" w:firstRow="1" w:lastRow="0" w:firstColumn="1" w:lastColumn="0" w:noHBand="0" w:noVBand="1"/>
       </w:tblPr>
       <w:tblGrid>
-        <w:gridCol w:w="846"/>
+        <w:gridCol w:w="847"/>
         <w:gridCol w:w="2978"/>
         <w:gridCol w:w="1238"/>
         <w:gridCol w:w="889"/>
-        <w:gridCol w:w="1466"/>
+        <w:gridCol w:w="1467"/>
         <w:gridCol w:w="1291"/>
-        <w:gridCol w:w="1311"/>
+        <w:gridCol w:w="1309"/>
         <w:gridCol w:w="848"/>
       </w:tblGrid>
       <w:tr>
@@ -2624,20 +2622,12 @@
         <w:t>Pangkat</w:t>
       </w:r>
       <w:proofErr w:type="spellEnd"/>
-      <w:proofErr w:type="gramStart"/>
       <w:r>
         <w:rPr>
           <w:rFonts w:ascii="Arial" w:hAnsi="Arial" w:cs="Arial"/>
         </w:rPr>
         <w:tab/>
-        <w:t>:…</w:t>
-      </w:r>
-      <w:proofErr w:type="gramEnd"/>
-      <w:r>
-        <w:rPr>
-          <w:rFonts w:ascii="Arial" w:hAnsi="Arial" w:cs="Arial"/>
-        </w:rPr>
-        <w:t>…………………………………….</w:t>
+        <w:t>:……………………………………….</w:t>
       </w:r>
     </w:p>
     <w:p>

--- a/resources/templates/sppm/format_sppm_polda.docx
+++ b/resources/templates/sppm/format_sppm_polda.docx
@@ -467,49 +467,15 @@
         <w:pStyle w:val="NoSpacing"/>
         <w:rPr>
           <w:rFonts w:ascii="Arial" w:hAnsi="Arial" w:cs="Arial"/>
-        </w:rPr>
-      </w:pPr>
-      <w:proofErr w:type="spellStart"/>
+          <w:lang w:val="sv-SE"/>
+        </w:rPr>
+      </w:pPr>
       <w:r>
         <w:rPr>
           <w:rFonts w:ascii="Arial" w:hAnsi="Arial" w:cs="Arial"/>
-        </w:rPr>
-        <w:t>Materiil</w:t>
-      </w:r>
-      <w:proofErr w:type="spellEnd"/>
-      <w:r>
-        <w:rPr>
-          <w:rFonts w:ascii="Arial" w:hAnsi="Arial" w:cs="Arial"/>
-        </w:rPr>
-        <w:t xml:space="preserve"> </w:t>
-      </w:r>
-      <w:proofErr w:type="spellStart"/>
-      <w:r>
-        <w:rPr>
-          <w:rFonts w:ascii="Arial" w:hAnsi="Arial" w:cs="Arial"/>
-        </w:rPr>
-        <w:t>sebagai</w:t>
-      </w:r>
-      <w:proofErr w:type="spellEnd"/>
-      <w:r>
-        <w:rPr>
-          <w:rFonts w:ascii="Arial" w:hAnsi="Arial" w:cs="Arial"/>
-        </w:rPr>
-        <w:t xml:space="preserve"> </w:t>
-      </w:r>
-      <w:proofErr w:type="spellStart"/>
-      <w:r>
-        <w:rPr>
-          <w:rFonts w:ascii="Arial" w:hAnsi="Arial" w:cs="Arial"/>
-        </w:rPr>
-        <w:t>berikut</w:t>
-      </w:r>
-      <w:proofErr w:type="spellEnd"/>
-      <w:r>
-        <w:rPr>
-          <w:rFonts w:ascii="Arial" w:hAnsi="Arial" w:cs="Arial"/>
-        </w:rPr>
-        <w:t xml:space="preserve"> :</w:t>
+          <w:lang w:val="sv-SE"/>
+        </w:rPr>
+        <w:t>Materiil sebagai berikut :</w:t>
       </w:r>
     </w:p>
     <w:tbl>
@@ -519,14 +485,14 @@
         <w:tblLook w:val="04A0" w:firstRow="1" w:lastRow="0" w:firstColumn="1" w:lastColumn="0" w:noHBand="0" w:noVBand="1"/>
       </w:tblPr>
       <w:tblGrid>
-        <w:gridCol w:w="847"/>
-        <w:gridCol w:w="2978"/>
-        <w:gridCol w:w="1238"/>
+        <w:gridCol w:w="511"/>
+        <w:gridCol w:w="3624"/>
+        <w:gridCol w:w="1021"/>
         <w:gridCol w:w="889"/>
-        <w:gridCol w:w="1467"/>
-        <w:gridCol w:w="1291"/>
-        <w:gridCol w:w="1309"/>
-        <w:gridCol w:w="848"/>
+        <w:gridCol w:w="1438"/>
+        <w:gridCol w:w="1268"/>
+        <w:gridCol w:w="1287"/>
+        <w:gridCol w:w="829"/>
       </w:tblGrid>
       <w:tr>
         <w:trPr>
@@ -534,7 +500,7 @@
         </w:trPr>
         <w:tc>
           <w:tcPr>
-            <w:tcW w:w="851" w:type="dxa"/>
+            <w:tcW w:w="511" w:type="dxa"/>
             <w:vMerge w:val="restart"/>
             <w:tcBorders>
               <w:top w:val="single" w:sz="4" w:space="0" w:color="auto"/>
@@ -571,7 +537,7 @@
         </w:tc>
         <w:tc>
           <w:tcPr>
-            <w:tcW w:w="2996" w:type="dxa"/>
+            <w:tcW w:w="3624" w:type="dxa"/>
             <w:vMerge w:val="restart"/>
             <w:tcBorders>
               <w:top w:val="single" w:sz="4" w:space="0" w:color="auto"/>
@@ -608,7 +574,7 @@
         </w:tc>
         <w:tc>
           <w:tcPr>
-            <w:tcW w:w="1241" w:type="dxa"/>
+            <w:tcW w:w="1021" w:type="dxa"/>
             <w:vMerge w:val="restart"/>
             <w:tcBorders>
               <w:top w:val="single" w:sz="4" w:space="0" w:color="auto"/>
@@ -647,7 +613,7 @@
         </w:tc>
         <w:tc>
           <w:tcPr>
-            <w:tcW w:w="2322" w:type="dxa"/>
+            <w:tcW w:w="2327" w:type="dxa"/>
             <w:gridSpan w:val="2"/>
             <w:tcBorders>
               <w:top w:val="single" w:sz="4" w:space="0" w:color="auto"/>
@@ -686,7 +652,7 @@
         </w:tc>
         <w:tc>
           <w:tcPr>
-            <w:tcW w:w="2606" w:type="dxa"/>
+            <w:tcW w:w="2555" w:type="dxa"/>
             <w:gridSpan w:val="2"/>
             <w:tcBorders>
               <w:top w:val="single" w:sz="4" w:space="0" w:color="auto"/>
@@ -723,7 +689,7 @@
         </w:tc>
         <w:tc>
           <w:tcPr>
-            <w:tcW w:w="851" w:type="dxa"/>
+            <w:tcW w:w="829" w:type="dxa"/>
             <w:vMerge w:val="restart"/>
             <w:tcBorders>
               <w:top w:val="single" w:sz="4" w:space="0" w:color="auto"/>
@@ -765,7 +731,7 @@
         </w:trPr>
         <w:tc>
           <w:tcPr>
-            <w:tcW w:w="851" w:type="dxa"/>
+            <w:tcW w:w="511" w:type="dxa"/>
             <w:vMerge/>
             <w:tcBorders>
               <w:top w:val="single" w:sz="4" w:space="0" w:color="auto"/>
@@ -791,7 +757,7 @@
         </w:tc>
         <w:tc>
           <w:tcPr>
-            <w:tcW w:w="2996" w:type="dxa"/>
+            <w:tcW w:w="3624" w:type="dxa"/>
             <w:vMerge/>
             <w:tcBorders>
               <w:top w:val="single" w:sz="4" w:space="0" w:color="auto"/>
@@ -817,7 +783,7 @@
         </w:tc>
         <w:tc>
           <w:tcPr>
-            <w:tcW w:w="1241" w:type="dxa"/>
+            <w:tcW w:w="1021" w:type="dxa"/>
             <w:vMerge/>
             <w:tcBorders>
               <w:top w:val="single" w:sz="4" w:space="0" w:color="auto"/>
@@ -843,7 +809,7 @@
         </w:tc>
         <w:tc>
           <w:tcPr>
-            <w:tcW w:w="851" w:type="dxa"/>
+            <w:tcW w:w="889" w:type="dxa"/>
             <w:tcBorders>
               <w:top w:val="nil"/>
               <w:left w:val="nil"/>
@@ -879,7 +845,7 @@
         </w:tc>
         <w:tc>
           <w:tcPr>
-            <w:tcW w:w="1471" w:type="dxa"/>
+            <w:tcW w:w="1438" w:type="dxa"/>
             <w:tcBorders>
               <w:top w:val="nil"/>
               <w:left w:val="nil"/>
@@ -917,7 +883,7 @@
         </w:tc>
         <w:tc>
           <w:tcPr>
-            <w:tcW w:w="1294" w:type="dxa"/>
+            <w:tcW w:w="1268" w:type="dxa"/>
             <w:tcBorders>
               <w:top w:val="nil"/>
               <w:left w:val="nil"/>
@@ -955,7 +921,7 @@
         </w:tc>
         <w:tc>
           <w:tcPr>
-            <w:tcW w:w="1312" w:type="dxa"/>
+            <w:tcW w:w="1287" w:type="dxa"/>
             <w:tcBorders>
               <w:top w:val="nil"/>
               <w:left w:val="nil"/>
@@ -993,7 +959,7 @@
         </w:tc>
         <w:tc>
           <w:tcPr>
-            <w:tcW w:w="851" w:type="dxa"/>
+            <w:tcW w:w="829" w:type="dxa"/>
             <w:vMerge/>
             <w:tcBorders>
               <w:top w:val="single" w:sz="4" w:space="0" w:color="auto"/>
@@ -1024,7 +990,7 @@
         </w:trPr>
         <w:tc>
           <w:tcPr>
-            <w:tcW w:w="851" w:type="dxa"/>
+            <w:tcW w:w="511" w:type="dxa"/>
             <w:tcBorders>
               <w:top w:val="nil"/>
               <w:left w:val="single" w:sz="4" w:space="0" w:color="auto"/>
@@ -1056,7 +1022,7 @@
         </w:tc>
         <w:tc>
           <w:tcPr>
-            <w:tcW w:w="2996" w:type="dxa"/>
+            <w:tcW w:w="3624" w:type="dxa"/>
             <w:tcBorders>
               <w:top w:val="nil"/>
               <w:left w:val="nil"/>
@@ -1087,7 +1053,7 @@
         </w:tc>
         <w:tc>
           <w:tcPr>
-            <w:tcW w:w="1241" w:type="dxa"/>
+            <w:tcW w:w="1021" w:type="dxa"/>
             <w:tcBorders>
               <w:top w:val="nil"/>
               <w:left w:val="nil"/>
@@ -1119,7 +1085,7 @@
         </w:tc>
         <w:tc>
           <w:tcPr>
-            <w:tcW w:w="851" w:type="dxa"/>
+            <w:tcW w:w="889" w:type="dxa"/>
             <w:tcBorders>
               <w:top w:val="nil"/>
               <w:left w:val="nil"/>
@@ -1152,7 +1118,7 @@
         </w:tc>
         <w:tc>
           <w:tcPr>
-            <w:tcW w:w="1471" w:type="dxa"/>
+            <w:tcW w:w="1438" w:type="dxa"/>
             <w:tcBorders>
               <w:top w:val="nil"/>
               <w:left w:val="nil"/>
@@ -1194,7 +1160,7 @@
         </w:tc>
         <w:tc>
           <w:tcPr>
-            <w:tcW w:w="1294" w:type="dxa"/>
+            <w:tcW w:w="1268" w:type="dxa"/>
             <w:tcBorders>
               <w:top w:val="nil"/>
               <w:left w:val="nil"/>
@@ -1226,7 +1192,7 @@
         </w:tc>
         <w:tc>
           <w:tcPr>
-            <w:tcW w:w="1312" w:type="dxa"/>
+            <w:tcW w:w="1287" w:type="dxa"/>
             <w:tcBorders>
               <w:top w:val="nil"/>
               <w:left w:val="nil"/>
@@ -1258,7 +1224,7 @@
         </w:tc>
         <w:tc>
           <w:tcPr>
-            <w:tcW w:w="851" w:type="dxa"/>
+            <w:tcW w:w="829" w:type="dxa"/>
             <w:tcBorders>
               <w:top w:val="nil"/>
               <w:left w:val="nil"/>
@@ -1295,7 +1261,7 @@
         </w:trPr>
         <w:tc>
           <w:tcPr>
-            <w:tcW w:w="851" w:type="dxa"/>
+            <w:tcW w:w="511" w:type="dxa"/>
             <w:tcBorders>
               <w:top w:val="nil"/>
               <w:left w:val="single" w:sz="4" w:space="0" w:color="auto"/>
@@ -1327,7 +1293,7 @@
         </w:tc>
         <w:tc>
           <w:tcPr>
-            <w:tcW w:w="2996" w:type="dxa"/>
+            <w:tcW w:w="3624" w:type="dxa"/>
             <w:tcBorders>
               <w:top w:val="nil"/>
               <w:left w:val="nil"/>
@@ -1358,7 +1324,7 @@
         </w:tc>
         <w:tc>
           <w:tcPr>
-            <w:tcW w:w="1241" w:type="dxa"/>
+            <w:tcW w:w="1021" w:type="dxa"/>
             <w:tcBorders>
               <w:top w:val="nil"/>
               <w:left w:val="nil"/>
@@ -1390,7 +1356,7 @@
         </w:tc>
         <w:tc>
           <w:tcPr>
-            <w:tcW w:w="851" w:type="dxa"/>
+            <w:tcW w:w="889" w:type="dxa"/>
             <w:tcBorders>
               <w:top w:val="nil"/>
               <w:left w:val="nil"/>
@@ -1423,7 +1389,7 @@
         </w:tc>
         <w:tc>
           <w:tcPr>
-            <w:tcW w:w="1471" w:type="dxa"/>
+            <w:tcW w:w="1438" w:type="dxa"/>
             <w:tcBorders>
               <w:top w:val="nil"/>
               <w:left w:val="nil"/>
@@ -1455,7 +1421,7 @@
         </w:tc>
         <w:tc>
           <w:tcPr>
-            <w:tcW w:w="1294" w:type="dxa"/>
+            <w:tcW w:w="1268" w:type="dxa"/>
             <w:tcBorders>
               <w:top w:val="nil"/>
               <w:left w:val="nil"/>
@@ -1487,7 +1453,7 @@
         </w:tc>
         <w:tc>
           <w:tcPr>
-            <w:tcW w:w="1312" w:type="dxa"/>
+            <w:tcW w:w="1287" w:type="dxa"/>
             <w:tcBorders>
               <w:top w:val="nil"/>
               <w:left w:val="nil"/>
@@ -1519,7 +1485,7 @@
         </w:tc>
         <w:tc>
           <w:tcPr>
-            <w:tcW w:w="851" w:type="dxa"/>
+            <w:tcW w:w="829" w:type="dxa"/>
             <w:tcBorders>
               <w:top w:val="nil"/>
               <w:left w:val="nil"/>
@@ -1556,7 +1522,7 @@
         </w:trPr>
         <w:tc>
           <w:tcPr>
-            <w:tcW w:w="851" w:type="dxa"/>
+            <w:tcW w:w="511" w:type="dxa"/>
             <w:tcBorders>
               <w:top w:val="nil"/>
               <w:left w:val="single" w:sz="4" w:space="0" w:color="auto"/>
@@ -1588,7 +1554,7 @@
         </w:tc>
         <w:tc>
           <w:tcPr>
-            <w:tcW w:w="2996" w:type="dxa"/>
+            <w:tcW w:w="3624" w:type="dxa"/>
             <w:tcBorders>
               <w:top w:val="nil"/>
               <w:left w:val="nil"/>
@@ -1619,7 +1585,7 @@
         </w:tc>
         <w:tc>
           <w:tcPr>
-            <w:tcW w:w="1241" w:type="dxa"/>
+            <w:tcW w:w="1021" w:type="dxa"/>
             <w:tcBorders>
               <w:top w:val="nil"/>
               <w:left w:val="nil"/>
@@ -1651,7 +1617,7 @@
         </w:tc>
         <w:tc>
           <w:tcPr>
-            <w:tcW w:w="851" w:type="dxa"/>
+            <w:tcW w:w="889" w:type="dxa"/>
             <w:tcBorders>
               <w:top w:val="nil"/>
               <w:left w:val="nil"/>
@@ -1684,7 +1650,7 @@
         </w:tc>
         <w:tc>
           <w:tcPr>
-            <w:tcW w:w="1471" w:type="dxa"/>
+            <w:tcW w:w="1438" w:type="dxa"/>
             <w:tcBorders>
               <w:top w:val="nil"/>
               <w:left w:val="nil"/>
@@ -1716,7 +1682,7 @@
         </w:tc>
         <w:tc>
           <w:tcPr>
-            <w:tcW w:w="1294" w:type="dxa"/>
+            <w:tcW w:w="1268" w:type="dxa"/>
             <w:tcBorders>
               <w:top w:val="nil"/>
               <w:left w:val="nil"/>
@@ -1748,7 +1714,7 @@
         </w:tc>
         <w:tc>
           <w:tcPr>
-            <w:tcW w:w="1312" w:type="dxa"/>
+            <w:tcW w:w="1287" w:type="dxa"/>
             <w:tcBorders>
               <w:top w:val="nil"/>
               <w:left w:val="nil"/>
@@ -1780,7 +1746,7 @@
         </w:tc>
         <w:tc>
           <w:tcPr>
-            <w:tcW w:w="851" w:type="dxa"/>
+            <w:tcW w:w="829" w:type="dxa"/>
             <w:tcBorders>
               <w:top w:val="nil"/>
               <w:left w:val="nil"/>
@@ -1817,7 +1783,7 @@
         </w:trPr>
         <w:tc>
           <w:tcPr>
-            <w:tcW w:w="851" w:type="dxa"/>
+            <w:tcW w:w="511" w:type="dxa"/>
             <w:tcBorders>
               <w:top w:val="nil"/>
               <w:left w:val="single" w:sz="4" w:space="0" w:color="auto"/>
@@ -1849,7 +1815,7 @@
         </w:tc>
         <w:tc>
           <w:tcPr>
-            <w:tcW w:w="2996" w:type="dxa"/>
+            <w:tcW w:w="3624" w:type="dxa"/>
             <w:tcBorders>
               <w:top w:val="nil"/>
               <w:left w:val="nil"/>
@@ -1880,7 +1846,7 @@
         </w:tc>
         <w:tc>
           <w:tcPr>
-            <w:tcW w:w="1241" w:type="dxa"/>
+            <w:tcW w:w="1021" w:type="dxa"/>
             <w:tcBorders>
               <w:top w:val="nil"/>
               <w:left w:val="nil"/>
@@ -1912,7 +1878,7 @@
         </w:tc>
         <w:tc>
           <w:tcPr>
-            <w:tcW w:w="851" w:type="dxa"/>
+            <w:tcW w:w="889" w:type="dxa"/>
             <w:tcBorders>
               <w:top w:val="nil"/>
               <w:left w:val="nil"/>
@@ -1945,7 +1911,7 @@
         </w:tc>
         <w:tc>
           <w:tcPr>
-            <w:tcW w:w="1471" w:type="dxa"/>
+            <w:tcW w:w="1438" w:type="dxa"/>
             <w:tcBorders>
               <w:top w:val="nil"/>
               <w:left w:val="nil"/>
@@ -1987,7 +1953,7 @@
         </w:tc>
         <w:tc>
           <w:tcPr>
-            <w:tcW w:w="1294" w:type="dxa"/>
+            <w:tcW w:w="1268" w:type="dxa"/>
             <w:tcBorders>
               <w:top w:val="nil"/>
               <w:left w:val="nil"/>
@@ -2019,7 +1985,7 @@
         </w:tc>
         <w:tc>
           <w:tcPr>
-            <w:tcW w:w="1312" w:type="dxa"/>
+            <w:tcW w:w="1287" w:type="dxa"/>
             <w:tcBorders>
               <w:top w:val="nil"/>
               <w:left w:val="nil"/>
@@ -2051,7 +2017,7 @@
         </w:tc>
         <w:tc>
           <w:tcPr>
-            <w:tcW w:w="851" w:type="dxa"/>
+            <w:tcW w:w="829" w:type="dxa"/>
             <w:tcBorders>
               <w:top w:val="nil"/>
               <w:left w:val="nil"/>
@@ -2622,12 +2588,20 @@
         <w:t>Pangkat</w:t>
       </w:r>
       <w:proofErr w:type="spellEnd"/>
+      <w:proofErr w:type="gramStart"/>
       <w:r>
         <w:rPr>
           <w:rFonts w:ascii="Arial" w:hAnsi="Arial" w:cs="Arial"/>
         </w:rPr>
         <w:tab/>
-        <w:t>:……………………………………….</w:t>
+        <w:t>:…</w:t>
+      </w:r>
+      <w:proofErr w:type="gramEnd"/>
+      <w:r>
+        <w:rPr>
+          <w:rFonts w:ascii="Arial" w:hAnsi="Arial" w:cs="Arial"/>
+        </w:rPr>
+        <w:t>…………………………………….</w:t>
       </w:r>
     </w:p>
     <w:p>

--- a/resources/templates/sppm/format_sppm_polda.docx
+++ b/resources/templates/sppm/format_sppm_polda.docx
@@ -2049,20 +2049,6 @@
         </w:tc>
       </w:tr>
     </w:tbl>
-    <w:p>
-      <w:pPr>
-        <w:pStyle w:val="NoSpacing"/>
-        <w:tabs>
-          <w:tab w:val="left" w:pos="1843"/>
-        </w:tabs>
-        <w:spacing w:line="276" w:lineRule="auto"/>
-        <w:rPr>
-          <w:rFonts w:ascii="Arial" w:hAnsi="Arial" w:cs="Arial"/>
-          <w:u w:val="single"/>
-          <w:lang w:val="id-ID"/>
-        </w:rPr>
-      </w:pPr>
-    </w:p>
     <w:p>
       <w:pPr>
         <w:pStyle w:val="NoSpacing"/>
@@ -2588,20 +2574,12 @@
         <w:t>Pangkat</w:t>
       </w:r>
       <w:proofErr w:type="spellEnd"/>
-      <w:proofErr w:type="gramStart"/>
       <w:r>
         <w:rPr>
           <w:rFonts w:ascii="Arial" w:hAnsi="Arial" w:cs="Arial"/>
         </w:rPr>
         <w:tab/>
-        <w:t>:…</w:t>
-      </w:r>
-      <w:proofErr w:type="gramEnd"/>
-      <w:r>
-        <w:rPr>
-          <w:rFonts w:ascii="Arial" w:hAnsi="Arial" w:cs="Arial"/>
-        </w:rPr>
-        <w:t>…………………………………….</w:t>
+        <w:t>:……………………………………….</w:t>
       </w:r>
     </w:p>
     <w:p>
@@ -2660,17 +2638,6 @@
           <w:rFonts w:ascii="Arial" w:hAnsi="Arial" w:cs="Arial"/>
         </w:rPr>
       </w:pPr>
-    </w:p>
-    <w:p>
-      <w:pPr>
-        <w:pStyle w:val="NoSpacing"/>
-        <w:tabs>
-          <w:tab w:val="left" w:pos="1843"/>
-        </w:tabs>
-        <w:rPr>
-          <w:rFonts w:ascii="Arial" w:hAnsi="Arial" w:cs="Arial"/>
-        </w:rPr>
-      </w:pPr>
       <w:proofErr w:type="spellStart"/>
       <w:r>
         <w:rPr>
@@ -2719,17 +2686,6 @@
           <w:rFonts w:ascii="Arial" w:hAnsi="Arial" w:cs="Arial"/>
         </w:rPr>
       </w:pPr>
-    </w:p>
-    <w:p>
-      <w:pPr>
-        <w:pStyle w:val="NoSpacing"/>
-        <w:tabs>
-          <w:tab w:val="left" w:pos="1843"/>
-        </w:tabs>
-        <w:rPr>
-          <w:rFonts w:ascii="Arial" w:hAnsi="Arial" w:cs="Arial"/>
-        </w:rPr>
-      </w:pPr>
       <w:r>
         <w:rPr>
           <w:rFonts w:ascii="Arial" w:hAnsi="Arial" w:cs="Arial"/>
@@ -2762,14 +2718,6 @@
         </w:rPr>
         <w:t xml:space="preserve"> TAHUN</w:t>
       </w:r>
-    </w:p>
-    <w:p>
-      <w:pPr>
-        <w:pStyle w:val="NoSpacing"/>
-        <w:rPr>
-          <w:rFonts w:ascii="Arial" w:hAnsi="Arial" w:cs="Arial"/>
-        </w:rPr>
-      </w:pPr>
     </w:p>
     <w:p>
       <w:pPr>

--- a/resources/templates/sppm/format_sppm_polda.docx
+++ b/resources/templates/sppm/format_sppm_polda.docx
@@ -271,6 +271,13 @@
         </w:rPr>
         <w:tab/>
         <w:t>: BIRO LOGISTIK</w:t>
+      </w:r>
+      <w:r>
+        <w:rPr>
+          <w:rFonts w:ascii="Arial" w:hAnsi="Arial" w:cs="Arial"/>
+          <w:lang w:val="sv-SE"/>
+        </w:rPr>
+        <w:t xml:space="preserve"> POLDA NTB</w:t>
       </w:r>
     </w:p>
     <w:p>
